--- a/docassemble/FeeWaiverRequest/data/templates/fee_waiver_instructions.docx
+++ b/docassemble/FeeWaiverRequest/data/templates/fee_waiver_instructions.docx
@@ -4,7 +4,23 @@
   <w:body>
     <w:p>
       <w:r>
-        <w:t>{{p include_docx_template('docassemble.mlhframework:data/templates/cover_sheet_2.0.docx') }}</w:t>
+        <w:t>{{p include_docx_template('</w:t>
+      </w:r>
+      <w:proofErr w:type="gramStart"/>
+      <w:r>
+        <w:t>docassemble.mlhframework</w:t>
+      </w:r>
+      <w:proofErr w:type="gramEnd"/>
+      <w:r>
+        <w:t>:data/templates/cover_sheet_2.0.docx'</w:t>
+      </w:r>
+      <w:proofErr w:type="gramStart"/>
+      <w:r>
+        <w:t>) }</w:t>
+      </w:r>
+      <w:proofErr w:type="gramEnd"/>
+      <w:r>
+        <w:t>}</w:t>
       </w:r>
     </w:p>
     <w:p/>
@@ -17,7 +33,7 @@
           <w:noProof/>
         </w:rPr>
         <w:drawing>
-          <wp:inline distT="0" distB="0" distL="0" distR="0" wp14:anchorId="4BB69F07" wp14:editId="6603B388">
+          <wp:inline distT="0" distB="0" distL="0" distR="0" wp14:anchorId="4BB69F07" wp14:editId="7E6A7B5C">
             <wp:extent cx="1033145" cy="1033145"/>
             <wp:effectExtent l="0" t="0" r="0" b="0"/>
             <wp:docPr id="356188821" name="Picture 2" descr="Survey QR Code"/>
@@ -82,6 +98,7 @@
           <w:rStyle w:val="Hyperlink"/>
         </w:rPr>
       </w:pPr>
+      <w:proofErr w:type="gramStart"/>
       <w:r>
         <w:rPr>
           <w:rFonts w:cs="Times New Roman"/>
@@ -95,7 +112,16 @@
           <w:noProof/>
           <w:szCs w:val="28"/>
         </w:rPr>
-        <w:t xml:space="preserve"> cover_sheet_thanks </w:t>
+        <w:t xml:space="preserve"> cover</w:t>
+      </w:r>
+      <w:proofErr w:type="gramEnd"/>
+      <w:r>
+        <w:rPr>
+          <w:rFonts w:cs="Times New Roman"/>
+          <w:noProof/>
+          <w:szCs w:val="28"/>
+        </w:rPr>
+        <w:t xml:space="preserve">_sheet_thanks </w:t>
       </w:r>
       <w:r>
         <w:rPr>
@@ -202,8 +228,13 @@
         <w:spacing w:after="280"/>
         <w:ind w:firstLine="720"/>
       </w:pPr>
-      <w:r>
-        <w:t>/s/ Your Name</w:t>
+      <w:proofErr w:type="gramStart"/>
+      <w:r>
+        <w:t>/s/ Your</w:t>
+      </w:r>
+      <w:proofErr w:type="gramEnd"/>
+      <w:r>
+        <w:t xml:space="preserve"> Name</w:t>
       </w:r>
     </w:p>
     <w:p>
@@ -221,7 +252,15 @@
         <w:spacing w:after="280"/>
       </w:pPr>
       <w:r>
-        <w:t>After you sign the Fee Waiver Request, make a copy for your records. You will need a second copy if you are filing in a</w:t>
+        <w:t xml:space="preserve">After you sign the Fee Waiver Request, make a copy </w:t>
+      </w:r>
+      <w:proofErr w:type="gramStart"/>
+      <w:r>
+        <w:t>for</w:t>
+      </w:r>
+      <w:proofErr w:type="gramEnd"/>
+      <w:r>
+        <w:t xml:space="preserve"> your records. You will need a second copy if you are filing in a</w:t>
       </w:r>
       <w:r>
         <w:rPr>
@@ -250,7 +289,15 @@
         <w:spacing w:after="280"/>
       </w:pPr>
       <w:r>
-        <w:t>You can file your Fee Waiver Request with other documents in your case. For example, if you are filing a motion, you can file the Fee Waiver Request at the same time and the court will not charge a fee when you file. The court will ask you to pay the fee later if the judge says no to the Fee Waiver Request.</w:t>
+        <w:t xml:space="preserve">You can file your Fee Waiver Request with other documents in your case. For example, if you are filing a motion, you can file the Fee Waiver Request at the same </w:t>
+      </w:r>
+      <w:proofErr w:type="gramStart"/>
+      <w:r>
+        <w:t>time</w:t>
+      </w:r>
+      <w:proofErr w:type="gramEnd"/>
+      <w:r>
+        <w:t xml:space="preserve"> and the court will not charge a fee when you file. The court will ask you to pay the fee later if the judge says no to the Fee Waiver Request.</w:t>
       </w:r>
     </w:p>
     <w:p>
@@ -505,7 +552,21 @@
         <w:rPr>
           <w:b/>
         </w:rPr>
-        <w:t xml:space="preserve">If you are filing in an existing case with </w:t>
+        <w:t xml:space="preserve">If you are </w:t>
+      </w:r>
+      <w:proofErr w:type="gramStart"/>
+      <w:r>
+        <w:rPr>
+          <w:b/>
+        </w:rPr>
+        <w:t>filing in</w:t>
+      </w:r>
+      <w:proofErr w:type="gramEnd"/>
+      <w:r>
+        <w:rPr>
+          <w:b/>
+        </w:rPr>
+        <w:t xml:space="preserve"> an existing case with </w:t>
       </w:r>
       <w:proofErr w:type="spellStart"/>
       <w:r>
@@ -524,7 +585,15 @@
       </w:r>
       <w:proofErr w:type="spellEnd"/>
       <w:r>
-        <w:t xml:space="preserve">, you can serve with </w:t>
+        <w:t xml:space="preserve">, you can </w:t>
+      </w:r>
+      <w:proofErr w:type="gramStart"/>
+      <w:r>
+        <w:t>serve with</w:t>
+      </w:r>
+      <w:proofErr w:type="gramEnd"/>
+      <w:r>
+        <w:t xml:space="preserve"> </w:t>
       </w:r>
       <w:proofErr w:type="spellStart"/>
       <w:r>
@@ -657,7 +726,15 @@
       </w:r>
       <w:proofErr w:type="spellEnd"/>
       <w:r>
-        <w:t xml:space="preserve">, you do not need to prepare and file a Proof of Mailing. </w:t>
+        <w:t xml:space="preserve">, you do not need to prepare and file </w:t>
+      </w:r>
+      <w:proofErr w:type="gramStart"/>
+      <w:r>
+        <w:t>a Proof</w:t>
+      </w:r>
+      <w:proofErr w:type="gramEnd"/>
+      <w:r>
+        <w:t xml:space="preserve"> of Mailing. </w:t>
       </w:r>
       <w:proofErr w:type="spellStart"/>
       <w:r>
@@ -2959,17 +3036,17 @@
     <w:link w:val="Heading1Char"/>
     <w:uiPriority w:val="9"/>
     <w:qFormat/>
-    <w:rsid w:val="0099790F"/>
+    <w:rsid w:val="008D64FB"/>
     <w:pPr>
       <w:keepNext/>
       <w:keepLines/>
-      <w:spacing w:before="240"/>
+      <w:spacing w:before="120" w:line="259" w:lineRule="auto"/>
       <w:outlineLvl w:val="0"/>
     </w:pPr>
     <w:rPr>
-      <w:rFonts w:asciiTheme="majorHAnsi" w:eastAsiaTheme="majorEastAsia" w:hAnsiTheme="majorHAnsi" w:cstheme="majorBidi"/>
-      <w:color w:val="2F5496" w:themeColor="accent1" w:themeShade="BF"/>
-      <w:sz w:val="32"/>
+      <w:rFonts w:ascii="Aptos" w:eastAsiaTheme="majorEastAsia" w:hAnsi="Aptos" w:cstheme="majorBidi"/>
+      <w:b/>
+      <w:sz w:val="30"/>
       <w:szCs w:val="32"/>
     </w:rPr>
   </w:style>
@@ -3182,11 +3259,11 @@
     <w:basedOn w:val="DefaultParagraphFont"/>
     <w:link w:val="Heading1"/>
     <w:uiPriority w:val="9"/>
-    <w:rsid w:val="0099790F"/>
+    <w:rsid w:val="008D64FB"/>
     <w:rPr>
-      <w:rFonts w:asciiTheme="majorHAnsi" w:eastAsiaTheme="majorEastAsia" w:hAnsiTheme="majorHAnsi" w:cstheme="majorBidi"/>
-      <w:color w:val="2F5496" w:themeColor="accent1" w:themeShade="BF"/>
-      <w:sz w:val="32"/>
+      <w:rFonts w:ascii="Aptos" w:eastAsiaTheme="majorEastAsia" w:hAnsi="Aptos" w:cstheme="majorBidi"/>
+      <w:b/>
+      <w:sz w:val="30"/>
       <w:szCs w:val="32"/>
     </w:rPr>
   </w:style>
@@ -3586,28 +3663,28 @@
 </file>
 
 <file path=customXml/item1.xml><?xml version="1.0" encoding="utf-8"?>
-<b:Sources xmlns:b="http://schemas.openxmlformats.org/officeDocument/2006/bibliography" xmlns="http://schemas.openxmlformats.org/officeDocument/2006/bibliography" SelectedStyle="\APASixthEditionOfficeOnline.xsl" StyleName="APA" Version="6"/>
-</file>
-
-<file path=customXml/item2.xml><?xml version="1.0" encoding="utf-8"?>
 <go:gDocsCustomXmlDataStorage xmlns:go="http://customooxmlschemas.google.com/" xmlns:r="http://schemas.openxmlformats.org/officeDocument/2006/relationships" uri="GoogleDocsCustomDataVersion2">
   <go:docsCustomData xmlns:go="http://customooxmlschemas.google.com/" roundtripDataSignature="AMtx7mjac1FaFv6WV3g0GhcUIQ9kG0o+yg==">CgMxLjAyDmgubjh0aHd2ZHFzMTk0MghoLmdqZGd4czIOaC56N2hubnB1aWk1NDkyDWguc3hkdG9pMzhvYmkyDmguNWY0ZXAwcWVlOXRlMg5oLmVqdDhyOXF0bXp6djIOaC4yOWpnN3o3Y2I3bGIyDmguanM4cTNwM3I0eDZjMg5oLnYzbTFuaXhkbzBwejIOaC5wZzd4dGp6Y2t3dWkyDmgueTE0MHhvdmdnYml0Mg5oLjRocjAxMWhrOXVyNjIOaC5xMTI4N2VvNmMyd24yDmguODY5YjBrbWEwNmtsMg5oLm1hczdybXljNW82ejgAciExV3BDbUx3RGV0a2poVzFWLUZiZXdyanhaTmV2Wm8tWm0=</go:docsCustomData>
 </go:gDocsCustomXmlDataStorage>
 </file>
 
-<file path=customXml/itemProps1.xml><?xml version="1.0" encoding="utf-8"?>
-<ds:datastoreItem xmlns:ds="http://schemas.openxmlformats.org/officeDocument/2006/customXml" ds:itemID="{9126256C-08B8-4D89-9FAD-32F89A54DEB8}">
-  <ds:schemaRefs>
-    <ds:schemaRef ds:uri="http://schemas.openxmlformats.org/officeDocument/2006/bibliography"/>
-  </ds:schemaRefs>
-</ds:datastoreItem>
+<file path=customXml/item2.xml><?xml version="1.0" encoding="utf-8"?>
+<b:Sources xmlns:b="http://schemas.openxmlformats.org/officeDocument/2006/bibliography" xmlns="http://schemas.openxmlformats.org/officeDocument/2006/bibliography" SelectedStyle="\APASixthEditionOfficeOnline.xsl" StyleName="APA" Version="6"/>
 </file>
 
-<file path=customXml/itemProps2.xml><?xml version="1.0" encoding="utf-8"?>
+<file path=customXml/itemProps1.xml><?xml version="1.0" encoding="utf-8"?>
 <ds:datastoreItem xmlns:ds="http://schemas.openxmlformats.org/officeDocument/2006/customXml" ds:itemID="{11111111-1234-1234-1234-123412341234}">
   <ds:schemaRefs>
     <ds:schemaRef ds:uri="http://customooxmlschemas.google.com/"/>
     <ds:schemaRef ds:uri="http://schemas.openxmlformats.org/officeDocument/2006/relationships"/>
   </ds:schemaRefs>
 </ds:datastoreItem>
+</file>
+
+<file path=customXml/itemProps2.xml><?xml version="1.0" encoding="utf-8"?>
+<ds:datastoreItem xmlns:ds="http://schemas.openxmlformats.org/officeDocument/2006/customXml" ds:itemID="{9126256C-08B8-4D89-9FAD-32F89A54DEB8}">
+  <ds:schemaRefs>
+    <ds:schemaRef ds:uri="http://schemas.openxmlformats.org/officeDocument/2006/bibliography"/>
+  </ds:schemaRefs>
+</ds:datastoreItem>
 </file>
--- a/docassemble/FeeWaiverRequest/data/templates/fee_waiver_instructions.docx
+++ b/docassemble/FeeWaiverRequest/data/templates/fee_waiver_instructions.docx
@@ -1,6 +1,6 @@
 
 <file path=word/document.xml><?xml version="1.0" encoding="utf-8"?>
-<w:document xmlns:wpc="http://schemas.microsoft.com/office/word/2010/wordprocessingCanvas" xmlns:cx="http://schemas.microsoft.com/office/drawing/2014/chartex" xmlns:cx1="http://schemas.microsoft.com/office/drawing/2015/9/8/chartex" xmlns:cx2="http://schemas.microsoft.com/office/drawing/2015/10/21/chartex" xmlns:cx3="http://schemas.microsoft.com/office/drawing/2016/5/9/chartex" xmlns:cx4="http://schemas.microsoft.com/office/drawing/2016/5/10/chartex" xmlns:cx5="http://schemas.microsoft.com/office/drawing/2016/5/11/chartex" xmlns:cx6="http://schemas.microsoft.com/office/drawing/2016/5/12/chartex" xmlns:cx7="http://schemas.microsoft.com/office/drawing/2016/5/13/chartex" xmlns:cx8="http://schemas.microsoft.com/office/drawing/2016/5/14/chartex" xmlns:mc="http://schemas.openxmlformats.org/markup-compatibility/2006" xmlns:aink="http://schemas.microsoft.com/office/drawing/2016/ink" xmlns:am3d="http://schemas.microsoft.com/office/drawing/2017/model3d" xmlns:o="urn:schemas-microsoft-com:office:office" xmlns:oel="http://schemas.microsoft.com/office/2019/extlst" xmlns:r="http://schemas.openxmlformats.org/officeDocument/2006/relationships" xmlns:m="http://schemas.openxmlformats.org/officeDocument/2006/math" xmlns:v="urn:schemas-microsoft-com:vml" xmlns:wp14="http://schemas.microsoft.com/office/word/2010/wordprocessingDrawing" xmlns:wp="http://schemas.openxmlformats.org/drawingml/2006/wordprocessingDrawing" xmlns:w10="urn:schemas-microsoft-com:office:word" xmlns:w="http://schemas.openxmlformats.org/wordprocessingml/2006/main" xmlns:w14="http://schemas.microsoft.com/office/word/2010/wordml" xmlns:w15="http://schemas.microsoft.com/office/word/2012/wordml" xmlns:w16cex="http://schemas.microsoft.com/office/word/2018/wordml/cex" xmlns:w16cid="http://schemas.microsoft.com/office/word/2016/wordml/cid" xmlns:w16="http://schemas.microsoft.com/office/word/2018/wordml" xmlns:w16du="http://schemas.microsoft.com/office/word/2023/wordml/word16du" xmlns:w16sdtdh="http://schemas.microsoft.com/office/word/2020/wordml/sdtdatahash" xmlns:w16sdtfl="http://schemas.microsoft.com/office/word/2024/wordml/sdtformatlock" xmlns:w16se="http://schemas.microsoft.com/office/word/2015/wordml/symex" xmlns:wpg="http://schemas.microsoft.com/office/word/2010/wordprocessingGroup" xmlns:wpi="http://schemas.microsoft.com/office/word/2010/wordprocessingInk" xmlns:wne="http://schemas.microsoft.com/office/word/2006/wordml" xmlns:wps="http://schemas.microsoft.com/office/word/2010/wordprocessingShape" mc:Ignorable="w14 w15 w16se w16cid w16 w16cex w16sdtdh w16sdtfl w16du wp14">
+<w:document xmlns:wpc="http://schemas.microsoft.com/office/word/2010/wordprocessingCanvas" xmlns:cx="http://schemas.microsoft.com/office/drawing/2014/chartex" xmlns:cx1="http://schemas.microsoft.com/office/drawing/2015/9/8/chartex" xmlns:cx2="http://schemas.microsoft.com/office/drawing/2015/10/21/chartex" xmlns:cx3="http://schemas.microsoft.com/office/drawing/2016/5/9/chartex" xmlns:cx4="http://schemas.microsoft.com/office/drawing/2016/5/10/chartex" xmlns:cx5="http://schemas.microsoft.com/office/drawing/2016/5/11/chartex" xmlns:cx6="http://schemas.microsoft.com/office/drawing/2016/5/12/chartex" xmlns:cx7="http://schemas.microsoft.com/office/drawing/2016/5/13/chartex" xmlns:cx8="http://schemas.microsoft.com/office/drawing/2016/5/14/chartex" xmlns:mc="http://schemas.openxmlformats.org/markup-compatibility/2006" xmlns:aink="http://schemas.microsoft.com/office/drawing/2016/ink" xmlns:am3d="http://schemas.microsoft.com/office/drawing/2017/model3d" xmlns:o="urn:schemas-microsoft-com:office:office" xmlns:oel="http://schemas.microsoft.com/office/2019/extlst" xmlns:r="http://schemas.openxmlformats.org/officeDocument/2006/relationships" xmlns:m="http://schemas.openxmlformats.org/officeDocument/2006/math" xmlns:v="urn:schemas-microsoft-com:vml" xmlns:wp14="http://schemas.microsoft.com/office/word/2010/wordprocessingDrawing" xmlns:wp="http://schemas.openxmlformats.org/drawingml/2006/wordprocessingDrawing" xmlns:w10="urn:schemas-microsoft-com:office:word" xmlns:w="http://schemas.openxmlformats.org/wordprocessingml/2006/main" xmlns:w14="http://schemas.microsoft.com/office/word/2010/wordml" xmlns:w15="http://schemas.microsoft.com/office/word/2012/wordml" xmlns:w16cei="http://schemas.microsoft.com/office/word/2026/wordml/cei" xmlns:w16cex="http://schemas.microsoft.com/office/word/2018/wordml/cex" xmlns:w16cid="http://schemas.microsoft.com/office/word/2016/wordml/cid" xmlns:w16="http://schemas.microsoft.com/office/word/2018/wordml" xmlns:w16du="http://schemas.microsoft.com/office/word/2023/wordml/word16du" xmlns:w16sdtdh="http://schemas.microsoft.com/office/word/2020/wordml/sdtdatahash" xmlns:w16sdtfl="http://schemas.microsoft.com/office/word/2024/wordml/sdtformatlock" xmlns:w16se="http://schemas.microsoft.com/office/word/2015/wordml/symex" xmlns:wpg="http://schemas.microsoft.com/office/word/2010/wordprocessingGroup" xmlns:wpi="http://schemas.microsoft.com/office/word/2010/wordprocessingInk" xmlns:wne="http://schemas.microsoft.com/office/word/2006/wordml" xmlns:wps="http://schemas.microsoft.com/office/word/2010/wordprocessingShape" mc:Ignorable="w14 w15 w16se w16cid w16 w16cex w16sdtdh w16sdtfl w16du wp14">
   <w:body>
     <w:p>
       <w:r>
@@ -33,7 +33,7 @@
           <w:noProof/>
         </w:rPr>
         <w:drawing>
-          <wp:inline distT="0" distB="0" distL="0" distR="0" wp14:anchorId="4BB69F07" wp14:editId="7E6A7B5C">
+          <wp:inline distT="0" distB="0" distL="0" distR="0" wp14:anchorId="4BB69F07" wp14:editId="21E2AB35">
             <wp:extent cx="1033145" cy="1033145"/>
             <wp:effectExtent l="0" t="0" r="0" b="0"/>
             <wp:docPr id="356188821" name="Picture 2" descr="Survey QR Code"/>
@@ -847,7 +847,7 @@
 </file>
 
 <file path=word/numbering.xml><?xml version="1.0" encoding="utf-8"?>
-<w:numbering xmlns:wpc="http://schemas.microsoft.com/office/word/2010/wordprocessingCanvas" xmlns:cx="http://schemas.microsoft.com/office/drawing/2014/chartex" xmlns:cx1="http://schemas.microsoft.com/office/drawing/2015/9/8/chartex" xmlns:cx2="http://schemas.microsoft.com/office/drawing/2015/10/21/chartex" xmlns:cx3="http://schemas.microsoft.com/office/drawing/2016/5/9/chartex" xmlns:cx4="http://schemas.microsoft.com/office/drawing/2016/5/10/chartex" xmlns:cx5="http://schemas.microsoft.com/office/drawing/2016/5/11/chartex" xmlns:cx6="http://schemas.microsoft.com/office/drawing/2016/5/12/chartex" xmlns:cx7="http://schemas.microsoft.com/office/drawing/2016/5/13/chartex" xmlns:cx8="http://schemas.microsoft.com/office/drawing/2016/5/14/chartex" xmlns:mc="http://schemas.openxmlformats.org/markup-compatibility/2006" xmlns:aink="http://schemas.microsoft.com/office/drawing/2016/ink" xmlns:am3d="http://schemas.microsoft.com/office/drawing/2017/model3d" xmlns:o="urn:schemas-microsoft-com:office:office" xmlns:oel="http://schemas.microsoft.com/office/2019/extlst" xmlns:r="http://schemas.openxmlformats.org/officeDocument/2006/relationships" xmlns:m="http://schemas.openxmlformats.org/officeDocument/2006/math" xmlns:v="urn:schemas-microsoft-com:vml" xmlns:wp14="http://schemas.microsoft.com/office/word/2010/wordprocessingDrawing" xmlns:wp="http://schemas.openxmlformats.org/drawingml/2006/wordprocessingDrawing" xmlns:w10="urn:schemas-microsoft-com:office:word" xmlns:w="http://schemas.openxmlformats.org/wordprocessingml/2006/main" xmlns:w14="http://schemas.microsoft.com/office/word/2010/wordml" xmlns:w15="http://schemas.microsoft.com/office/word/2012/wordml" xmlns:w16cex="http://schemas.microsoft.com/office/word/2018/wordml/cex" xmlns:w16cid="http://schemas.microsoft.com/office/word/2016/wordml/cid" xmlns:w16="http://schemas.microsoft.com/office/word/2018/wordml" xmlns:w16du="http://schemas.microsoft.com/office/word/2023/wordml/word16du" xmlns:w16sdtdh="http://schemas.microsoft.com/office/word/2020/wordml/sdtdatahash" xmlns:w16sdtfl="http://schemas.microsoft.com/office/word/2024/wordml/sdtformatlock" xmlns:w16se="http://schemas.microsoft.com/office/word/2015/wordml/symex" xmlns:wpg="http://schemas.microsoft.com/office/word/2010/wordprocessingGroup" xmlns:wpi="http://schemas.microsoft.com/office/word/2010/wordprocessingInk" xmlns:wne="http://schemas.microsoft.com/office/word/2006/wordml" xmlns:wps="http://schemas.microsoft.com/office/word/2010/wordprocessingShape" mc:Ignorable="w14 w15 w16se w16cid w16 w16cex w16sdtdh w16sdtfl w16du wp14">
+<w:numbering xmlns:wpc="http://schemas.microsoft.com/office/word/2010/wordprocessingCanvas" xmlns:cx="http://schemas.microsoft.com/office/drawing/2014/chartex" xmlns:cx1="http://schemas.microsoft.com/office/drawing/2015/9/8/chartex" xmlns:cx2="http://schemas.microsoft.com/office/drawing/2015/10/21/chartex" xmlns:cx3="http://schemas.microsoft.com/office/drawing/2016/5/9/chartex" xmlns:cx4="http://schemas.microsoft.com/office/drawing/2016/5/10/chartex" xmlns:cx5="http://schemas.microsoft.com/office/drawing/2016/5/11/chartex" xmlns:cx6="http://schemas.microsoft.com/office/drawing/2016/5/12/chartex" xmlns:cx7="http://schemas.microsoft.com/office/drawing/2016/5/13/chartex" xmlns:cx8="http://schemas.microsoft.com/office/drawing/2016/5/14/chartex" xmlns:mc="http://schemas.openxmlformats.org/markup-compatibility/2006" xmlns:aink="http://schemas.microsoft.com/office/drawing/2016/ink" xmlns:am3d="http://schemas.microsoft.com/office/drawing/2017/model3d" xmlns:o="urn:schemas-microsoft-com:office:office" xmlns:oel="http://schemas.microsoft.com/office/2019/extlst" xmlns:r="http://schemas.openxmlformats.org/officeDocument/2006/relationships" xmlns:m="http://schemas.openxmlformats.org/officeDocument/2006/math" xmlns:v="urn:schemas-microsoft-com:vml" xmlns:wp14="http://schemas.microsoft.com/office/word/2010/wordprocessingDrawing" xmlns:wp="http://schemas.openxmlformats.org/drawingml/2006/wordprocessingDrawing" xmlns:w10="urn:schemas-microsoft-com:office:word" xmlns:w="http://schemas.openxmlformats.org/wordprocessingml/2006/main" xmlns:w14="http://schemas.microsoft.com/office/word/2010/wordml" xmlns:w15="http://schemas.microsoft.com/office/word/2012/wordml" xmlns:w16cei="http://schemas.microsoft.com/office/word/2026/wordml/cei" xmlns:w16cex="http://schemas.microsoft.com/office/word/2018/wordml/cex" xmlns:w16cid="http://schemas.microsoft.com/office/word/2016/wordml/cid" xmlns:w16="http://schemas.microsoft.com/office/word/2018/wordml" xmlns:w16du="http://schemas.microsoft.com/office/word/2023/wordml/word16du" xmlns:w16sdtdh="http://schemas.microsoft.com/office/word/2020/wordml/sdtdatahash" xmlns:w16sdtfl="http://schemas.microsoft.com/office/word/2024/wordml/sdtformatlock" xmlns:w16se="http://schemas.microsoft.com/office/word/2015/wordml/symex" xmlns:wpg="http://schemas.microsoft.com/office/word/2010/wordprocessingGroup" xmlns:wpi="http://schemas.microsoft.com/office/word/2010/wordprocessingInk" xmlns:wne="http://schemas.microsoft.com/office/word/2006/wordml" xmlns:wps="http://schemas.microsoft.com/office/word/2010/wordprocessingShape" mc:Ignorable="w14 w15 w16se w16cid w16 w16cex w16sdtdh w16sdtfl w16du wp14">
   <w:abstractNum w:abstractNumId="0" w15:restartNumberingAfterBreak="0">
     <w:nsid w:val="01A548E7"/>
     <w:multiLevelType w:val="multilevel"/>
@@ -3036,7 +3036,7 @@
     <w:link w:val="Heading1Char"/>
     <w:uiPriority w:val="9"/>
     <w:qFormat/>
-    <w:rsid w:val="008D64FB"/>
+    <w:rsid w:val="00C17D33"/>
     <w:pPr>
       <w:keepNext/>
       <w:keepLines/>
@@ -3045,7 +3045,6 @@
     </w:pPr>
     <w:rPr>
       <w:rFonts w:ascii="Aptos" w:eastAsiaTheme="majorEastAsia" w:hAnsi="Aptos" w:cstheme="majorBidi"/>
-      <w:b/>
       <w:sz w:val="30"/>
       <w:szCs w:val="32"/>
     </w:rPr>
@@ -3259,10 +3258,9 @@
     <w:basedOn w:val="DefaultParagraphFont"/>
     <w:link w:val="Heading1"/>
     <w:uiPriority w:val="9"/>
-    <w:rsid w:val="008D64FB"/>
+    <w:rsid w:val="00C17D33"/>
     <w:rPr>
       <w:rFonts w:ascii="Aptos" w:eastAsiaTheme="majorEastAsia" w:hAnsi="Aptos" w:cstheme="majorBidi"/>
-      <w:b/>
       <w:sz w:val="30"/>
       <w:szCs w:val="32"/>
     </w:rPr>
@@ -3663,28 +3661,28 @@
 </file>
 
 <file path=customXml/item1.xml><?xml version="1.0" encoding="utf-8"?>
+<b:Sources xmlns:b="http://schemas.openxmlformats.org/officeDocument/2006/bibliography" xmlns="http://schemas.openxmlformats.org/officeDocument/2006/bibliography" SelectedStyle="\APASixthEditionOfficeOnline.xsl" StyleName="APA" Version="6"/>
+</file>
+
+<file path=customXml/item2.xml><?xml version="1.0" encoding="utf-8"?>
 <go:gDocsCustomXmlDataStorage xmlns:go="http://customooxmlschemas.google.com/" xmlns:r="http://schemas.openxmlformats.org/officeDocument/2006/relationships" uri="GoogleDocsCustomDataVersion2">
   <go:docsCustomData xmlns:go="http://customooxmlschemas.google.com/" roundtripDataSignature="AMtx7mjac1FaFv6WV3g0GhcUIQ9kG0o+yg==">CgMxLjAyDmgubjh0aHd2ZHFzMTk0MghoLmdqZGd4czIOaC56N2hubnB1aWk1NDkyDWguc3hkdG9pMzhvYmkyDmguNWY0ZXAwcWVlOXRlMg5oLmVqdDhyOXF0bXp6djIOaC4yOWpnN3o3Y2I3bGIyDmguanM4cTNwM3I0eDZjMg5oLnYzbTFuaXhkbzBwejIOaC5wZzd4dGp6Y2t3dWkyDmgueTE0MHhvdmdnYml0Mg5oLjRocjAxMWhrOXVyNjIOaC5xMTI4N2VvNmMyd24yDmguODY5YjBrbWEwNmtsMg5oLm1hczdybXljNW82ejgAciExV3BDbUx3RGV0a2poVzFWLUZiZXdyanhaTmV2Wm8tWm0=</go:docsCustomData>
 </go:gDocsCustomXmlDataStorage>
 </file>
 
-<file path=customXml/item2.xml><?xml version="1.0" encoding="utf-8"?>
-<b:Sources xmlns:b="http://schemas.openxmlformats.org/officeDocument/2006/bibliography" xmlns="http://schemas.openxmlformats.org/officeDocument/2006/bibliography" SelectedStyle="\APASixthEditionOfficeOnline.xsl" StyleName="APA" Version="6"/>
+<file path=customXml/itemProps1.xml><?xml version="1.0" encoding="utf-8"?>
+<ds:datastoreItem xmlns:ds="http://schemas.openxmlformats.org/officeDocument/2006/customXml" ds:itemID="{9126256C-08B8-4D89-9FAD-32F89A54DEB8}">
+  <ds:schemaRefs>
+    <ds:schemaRef ds:uri="http://schemas.openxmlformats.org/officeDocument/2006/bibliography"/>
+  </ds:schemaRefs>
+</ds:datastoreItem>
 </file>
 
-<file path=customXml/itemProps1.xml><?xml version="1.0" encoding="utf-8"?>
+<file path=customXml/itemProps2.xml><?xml version="1.0" encoding="utf-8"?>
 <ds:datastoreItem xmlns:ds="http://schemas.openxmlformats.org/officeDocument/2006/customXml" ds:itemID="{11111111-1234-1234-1234-123412341234}">
   <ds:schemaRefs>
     <ds:schemaRef ds:uri="http://customooxmlschemas.google.com/"/>
     <ds:schemaRef ds:uri="http://schemas.openxmlformats.org/officeDocument/2006/relationships"/>
   </ds:schemaRefs>
 </ds:datastoreItem>
-</file>
-
-<file path=customXml/itemProps2.xml><?xml version="1.0" encoding="utf-8"?>
-<ds:datastoreItem xmlns:ds="http://schemas.openxmlformats.org/officeDocument/2006/customXml" ds:itemID="{9126256C-08B8-4D89-9FAD-32F89A54DEB8}">
-  <ds:schemaRefs>
-    <ds:schemaRef ds:uri="http://schemas.openxmlformats.org/officeDocument/2006/bibliography"/>
-  </ds:schemaRefs>
-</ds:datastoreItem>
 </file>
--- a/docassemble/FeeWaiverRequest/data/templates/fee_waiver_instructions.docx
+++ b/docassemble/FeeWaiverRequest/data/templates/fee_waiver_instructions.docx
@@ -1,6 +1,6 @@
 
 <file path=word/document.xml><?xml version="1.0" encoding="utf-8"?>
-<w:document xmlns:wpc="http://schemas.microsoft.com/office/word/2010/wordprocessingCanvas" xmlns:cx="http://schemas.microsoft.com/office/drawing/2014/chartex" xmlns:cx1="http://schemas.microsoft.com/office/drawing/2015/9/8/chartex" xmlns:cx2="http://schemas.microsoft.com/office/drawing/2015/10/21/chartex" xmlns:cx3="http://schemas.microsoft.com/office/drawing/2016/5/9/chartex" xmlns:cx4="http://schemas.microsoft.com/office/drawing/2016/5/10/chartex" xmlns:cx5="http://schemas.microsoft.com/office/drawing/2016/5/11/chartex" xmlns:cx6="http://schemas.microsoft.com/office/drawing/2016/5/12/chartex" xmlns:cx7="http://schemas.microsoft.com/office/drawing/2016/5/13/chartex" xmlns:cx8="http://schemas.microsoft.com/office/drawing/2016/5/14/chartex" xmlns:mc="http://schemas.openxmlformats.org/markup-compatibility/2006" xmlns:aink="http://schemas.microsoft.com/office/drawing/2016/ink" xmlns:am3d="http://schemas.microsoft.com/office/drawing/2017/model3d" xmlns:o="urn:schemas-microsoft-com:office:office" xmlns:oel="http://schemas.microsoft.com/office/2019/extlst" xmlns:r="http://schemas.openxmlformats.org/officeDocument/2006/relationships" xmlns:m="http://schemas.openxmlformats.org/officeDocument/2006/math" xmlns:v="urn:schemas-microsoft-com:vml" xmlns:wp14="http://schemas.microsoft.com/office/word/2010/wordprocessingDrawing" xmlns:wp="http://schemas.openxmlformats.org/drawingml/2006/wordprocessingDrawing" xmlns:w10="urn:schemas-microsoft-com:office:word" xmlns:w="http://schemas.openxmlformats.org/wordprocessingml/2006/main" xmlns:w14="http://schemas.microsoft.com/office/word/2010/wordml" xmlns:w15="http://schemas.microsoft.com/office/word/2012/wordml" xmlns:w16cei="http://schemas.microsoft.com/office/word/2026/wordml/cei" xmlns:w16cex="http://schemas.microsoft.com/office/word/2018/wordml/cex" xmlns:w16cid="http://schemas.microsoft.com/office/word/2016/wordml/cid" xmlns:w16="http://schemas.microsoft.com/office/word/2018/wordml" xmlns:w16du="http://schemas.microsoft.com/office/word/2023/wordml/word16du" xmlns:w16sdtdh="http://schemas.microsoft.com/office/word/2020/wordml/sdtdatahash" xmlns:w16sdtfl="http://schemas.microsoft.com/office/word/2024/wordml/sdtformatlock" xmlns:w16se="http://schemas.microsoft.com/office/word/2015/wordml/symex" xmlns:wpg="http://schemas.microsoft.com/office/word/2010/wordprocessingGroup" xmlns:wpi="http://schemas.microsoft.com/office/word/2010/wordprocessingInk" xmlns:wne="http://schemas.microsoft.com/office/word/2006/wordml" xmlns:wps="http://schemas.microsoft.com/office/word/2010/wordprocessingShape" mc:Ignorable="w14 w15 w16se w16cid w16 w16cex w16sdtdh w16sdtfl w16du wp14">
+<w:document xmlns:wpc="http://schemas.microsoft.com/office/word/2010/wordprocessingCanvas" xmlns:cx="http://schemas.microsoft.com/office/drawing/2014/chartex" xmlns:cx1="http://schemas.microsoft.com/office/drawing/2015/9/8/chartex" xmlns:cx2="http://schemas.microsoft.com/office/drawing/2015/10/21/chartex" xmlns:cx3="http://schemas.microsoft.com/office/drawing/2016/5/9/chartex" xmlns:cx4="http://schemas.microsoft.com/office/drawing/2016/5/10/chartex" xmlns:cx5="http://schemas.microsoft.com/office/drawing/2016/5/11/chartex" xmlns:cx6="http://schemas.microsoft.com/office/drawing/2016/5/12/chartex" xmlns:cx7="http://schemas.microsoft.com/office/drawing/2016/5/13/chartex" xmlns:cx8="http://schemas.microsoft.com/office/drawing/2016/5/14/chartex" xmlns:mc="http://schemas.openxmlformats.org/markup-compatibility/2006" xmlns:aink="http://schemas.microsoft.com/office/drawing/2016/ink" xmlns:am3d="http://schemas.microsoft.com/office/drawing/2017/model3d" xmlns:o="urn:schemas-microsoft-com:office:office" xmlns:oel="http://schemas.microsoft.com/office/2019/extlst" xmlns:r="http://schemas.openxmlformats.org/officeDocument/2006/relationships" xmlns:m="http://schemas.openxmlformats.org/officeDocument/2006/math" xmlns:v="urn:schemas-microsoft-com:vml" xmlns:wp14="http://schemas.microsoft.com/office/word/2010/wordprocessingDrawing" xmlns:wp="http://schemas.openxmlformats.org/drawingml/2006/wordprocessingDrawing" xmlns:w10="urn:schemas-microsoft-com:office:word" xmlns:w="http://schemas.openxmlformats.org/wordprocessingml/2006/main" xmlns:w14="http://schemas.microsoft.com/office/word/2010/wordml" xmlns:w15="http://schemas.microsoft.com/office/word/2012/wordml" xmlns:w16cex="http://schemas.microsoft.com/office/word/2018/wordml/cex" xmlns:w16cid="http://schemas.microsoft.com/office/word/2016/wordml/cid" xmlns:w16="http://schemas.microsoft.com/office/word/2018/wordml" xmlns:w16du="http://schemas.microsoft.com/office/word/2023/wordml/word16du" xmlns:w16sdtdh="http://schemas.microsoft.com/office/word/2020/wordml/sdtdatahash" xmlns:w16sdtfl="http://schemas.microsoft.com/office/word/2024/wordml/sdtformatlock" xmlns:w16se="http://schemas.microsoft.com/office/word/2015/wordml/symex" xmlns:wpg="http://schemas.microsoft.com/office/word/2010/wordprocessingGroup" xmlns:wpi="http://schemas.microsoft.com/office/word/2010/wordprocessingInk" xmlns:wne="http://schemas.microsoft.com/office/word/2006/wordml" xmlns:wps="http://schemas.microsoft.com/office/word/2010/wordprocessingShape" mc:Ignorable="w14 w15 w16se w16cid w16 w16cex w16sdtdh w16sdtfl w16du wp14">
   <w:body>
     <w:p>
       <w:r>
@@ -33,7 +33,7 @@
           <w:noProof/>
         </w:rPr>
         <w:drawing>
-          <wp:inline distT="0" distB="0" distL="0" distR="0" wp14:anchorId="4BB69F07" wp14:editId="21E2AB35">
+          <wp:inline distT="0" distB="0" distL="0" distR="0" wp14:anchorId="4BB69F07" wp14:editId="7E6A7B5C">
             <wp:extent cx="1033145" cy="1033145"/>
             <wp:effectExtent l="0" t="0" r="0" b="0"/>
             <wp:docPr id="356188821" name="Picture 2" descr="Survey QR Code"/>
@@ -847,7 +847,7 @@
 </file>
 
 <file path=word/numbering.xml><?xml version="1.0" encoding="utf-8"?>
-<w:numbering xmlns:wpc="http://schemas.microsoft.com/office/word/2010/wordprocessingCanvas" xmlns:cx="http://schemas.microsoft.com/office/drawing/2014/chartex" xmlns:cx1="http://schemas.microsoft.com/office/drawing/2015/9/8/chartex" xmlns:cx2="http://schemas.microsoft.com/office/drawing/2015/10/21/chartex" xmlns:cx3="http://schemas.microsoft.com/office/drawing/2016/5/9/chartex" xmlns:cx4="http://schemas.microsoft.com/office/drawing/2016/5/10/chartex" xmlns:cx5="http://schemas.microsoft.com/office/drawing/2016/5/11/chartex" xmlns:cx6="http://schemas.microsoft.com/office/drawing/2016/5/12/chartex" xmlns:cx7="http://schemas.microsoft.com/office/drawing/2016/5/13/chartex" xmlns:cx8="http://schemas.microsoft.com/office/drawing/2016/5/14/chartex" xmlns:mc="http://schemas.openxmlformats.org/markup-compatibility/2006" xmlns:aink="http://schemas.microsoft.com/office/drawing/2016/ink" xmlns:am3d="http://schemas.microsoft.com/office/drawing/2017/model3d" xmlns:o="urn:schemas-microsoft-com:office:office" xmlns:oel="http://schemas.microsoft.com/office/2019/extlst" xmlns:r="http://schemas.openxmlformats.org/officeDocument/2006/relationships" xmlns:m="http://schemas.openxmlformats.org/officeDocument/2006/math" xmlns:v="urn:schemas-microsoft-com:vml" xmlns:wp14="http://schemas.microsoft.com/office/word/2010/wordprocessingDrawing" xmlns:wp="http://schemas.openxmlformats.org/drawingml/2006/wordprocessingDrawing" xmlns:w10="urn:schemas-microsoft-com:office:word" xmlns:w="http://schemas.openxmlformats.org/wordprocessingml/2006/main" xmlns:w14="http://schemas.microsoft.com/office/word/2010/wordml" xmlns:w15="http://schemas.microsoft.com/office/word/2012/wordml" xmlns:w16cei="http://schemas.microsoft.com/office/word/2026/wordml/cei" xmlns:w16cex="http://schemas.microsoft.com/office/word/2018/wordml/cex" xmlns:w16cid="http://schemas.microsoft.com/office/word/2016/wordml/cid" xmlns:w16="http://schemas.microsoft.com/office/word/2018/wordml" xmlns:w16du="http://schemas.microsoft.com/office/word/2023/wordml/word16du" xmlns:w16sdtdh="http://schemas.microsoft.com/office/word/2020/wordml/sdtdatahash" xmlns:w16sdtfl="http://schemas.microsoft.com/office/word/2024/wordml/sdtformatlock" xmlns:w16se="http://schemas.microsoft.com/office/word/2015/wordml/symex" xmlns:wpg="http://schemas.microsoft.com/office/word/2010/wordprocessingGroup" xmlns:wpi="http://schemas.microsoft.com/office/word/2010/wordprocessingInk" xmlns:wne="http://schemas.microsoft.com/office/word/2006/wordml" xmlns:wps="http://schemas.microsoft.com/office/word/2010/wordprocessingShape" mc:Ignorable="w14 w15 w16se w16cid w16 w16cex w16sdtdh w16sdtfl w16du wp14">
+<w:numbering xmlns:wpc="http://schemas.microsoft.com/office/word/2010/wordprocessingCanvas" xmlns:cx="http://schemas.microsoft.com/office/drawing/2014/chartex" xmlns:cx1="http://schemas.microsoft.com/office/drawing/2015/9/8/chartex" xmlns:cx2="http://schemas.microsoft.com/office/drawing/2015/10/21/chartex" xmlns:cx3="http://schemas.microsoft.com/office/drawing/2016/5/9/chartex" xmlns:cx4="http://schemas.microsoft.com/office/drawing/2016/5/10/chartex" xmlns:cx5="http://schemas.microsoft.com/office/drawing/2016/5/11/chartex" xmlns:cx6="http://schemas.microsoft.com/office/drawing/2016/5/12/chartex" xmlns:cx7="http://schemas.microsoft.com/office/drawing/2016/5/13/chartex" xmlns:cx8="http://schemas.microsoft.com/office/drawing/2016/5/14/chartex" xmlns:mc="http://schemas.openxmlformats.org/markup-compatibility/2006" xmlns:aink="http://schemas.microsoft.com/office/drawing/2016/ink" xmlns:am3d="http://schemas.microsoft.com/office/drawing/2017/model3d" xmlns:o="urn:schemas-microsoft-com:office:office" xmlns:oel="http://schemas.microsoft.com/office/2019/extlst" xmlns:r="http://schemas.openxmlformats.org/officeDocument/2006/relationships" xmlns:m="http://schemas.openxmlformats.org/officeDocument/2006/math" xmlns:v="urn:schemas-microsoft-com:vml" xmlns:wp14="http://schemas.microsoft.com/office/word/2010/wordprocessingDrawing" xmlns:wp="http://schemas.openxmlformats.org/drawingml/2006/wordprocessingDrawing" xmlns:w10="urn:schemas-microsoft-com:office:word" xmlns:w="http://schemas.openxmlformats.org/wordprocessingml/2006/main" xmlns:w14="http://schemas.microsoft.com/office/word/2010/wordml" xmlns:w15="http://schemas.microsoft.com/office/word/2012/wordml" xmlns:w16cex="http://schemas.microsoft.com/office/word/2018/wordml/cex" xmlns:w16cid="http://schemas.microsoft.com/office/word/2016/wordml/cid" xmlns:w16="http://schemas.microsoft.com/office/word/2018/wordml" xmlns:w16du="http://schemas.microsoft.com/office/word/2023/wordml/word16du" xmlns:w16sdtdh="http://schemas.microsoft.com/office/word/2020/wordml/sdtdatahash" xmlns:w16sdtfl="http://schemas.microsoft.com/office/word/2024/wordml/sdtformatlock" xmlns:w16se="http://schemas.microsoft.com/office/word/2015/wordml/symex" xmlns:wpg="http://schemas.microsoft.com/office/word/2010/wordprocessingGroup" xmlns:wpi="http://schemas.microsoft.com/office/word/2010/wordprocessingInk" xmlns:wne="http://schemas.microsoft.com/office/word/2006/wordml" xmlns:wps="http://schemas.microsoft.com/office/word/2010/wordprocessingShape" mc:Ignorable="w14 w15 w16se w16cid w16 w16cex w16sdtdh w16sdtfl w16du wp14">
   <w:abstractNum w:abstractNumId="0" w15:restartNumberingAfterBreak="0">
     <w:nsid w:val="01A548E7"/>
     <w:multiLevelType w:val="multilevel"/>
@@ -3036,7 +3036,7 @@
     <w:link w:val="Heading1Char"/>
     <w:uiPriority w:val="9"/>
     <w:qFormat/>
-    <w:rsid w:val="00C17D33"/>
+    <w:rsid w:val="008D64FB"/>
     <w:pPr>
       <w:keepNext/>
       <w:keepLines/>
@@ -3045,6 +3045,7 @@
     </w:pPr>
     <w:rPr>
       <w:rFonts w:ascii="Aptos" w:eastAsiaTheme="majorEastAsia" w:hAnsi="Aptos" w:cstheme="majorBidi"/>
+      <w:b/>
       <w:sz w:val="30"/>
       <w:szCs w:val="32"/>
     </w:rPr>
@@ -3258,9 +3259,10 @@
     <w:basedOn w:val="DefaultParagraphFont"/>
     <w:link w:val="Heading1"/>
     <w:uiPriority w:val="9"/>
-    <w:rsid w:val="00C17D33"/>
+    <w:rsid w:val="008D64FB"/>
     <w:rPr>
       <w:rFonts w:ascii="Aptos" w:eastAsiaTheme="majorEastAsia" w:hAnsi="Aptos" w:cstheme="majorBidi"/>
+      <w:b/>
       <w:sz w:val="30"/>
       <w:szCs w:val="32"/>
     </w:rPr>
@@ -3661,28 +3663,28 @@
 </file>
 
 <file path=customXml/item1.xml><?xml version="1.0" encoding="utf-8"?>
-<b:Sources xmlns:b="http://schemas.openxmlformats.org/officeDocument/2006/bibliography" xmlns="http://schemas.openxmlformats.org/officeDocument/2006/bibliography" SelectedStyle="\APASixthEditionOfficeOnline.xsl" StyleName="APA" Version="6"/>
-</file>
-
-<file path=customXml/item2.xml><?xml version="1.0" encoding="utf-8"?>
 <go:gDocsCustomXmlDataStorage xmlns:go="http://customooxmlschemas.google.com/" xmlns:r="http://schemas.openxmlformats.org/officeDocument/2006/relationships" uri="GoogleDocsCustomDataVersion2">
   <go:docsCustomData xmlns:go="http://customooxmlschemas.google.com/" roundtripDataSignature="AMtx7mjac1FaFv6WV3g0GhcUIQ9kG0o+yg==">CgMxLjAyDmgubjh0aHd2ZHFzMTk0MghoLmdqZGd4czIOaC56N2hubnB1aWk1NDkyDWguc3hkdG9pMzhvYmkyDmguNWY0ZXAwcWVlOXRlMg5oLmVqdDhyOXF0bXp6djIOaC4yOWpnN3o3Y2I3bGIyDmguanM4cTNwM3I0eDZjMg5oLnYzbTFuaXhkbzBwejIOaC5wZzd4dGp6Y2t3dWkyDmgueTE0MHhvdmdnYml0Mg5oLjRocjAxMWhrOXVyNjIOaC5xMTI4N2VvNmMyd24yDmguODY5YjBrbWEwNmtsMg5oLm1hczdybXljNW82ejgAciExV3BDbUx3RGV0a2poVzFWLUZiZXdyanhaTmV2Wm8tWm0=</go:docsCustomData>
 </go:gDocsCustomXmlDataStorage>
 </file>
 
-<file path=customXml/itemProps1.xml><?xml version="1.0" encoding="utf-8"?>
-<ds:datastoreItem xmlns:ds="http://schemas.openxmlformats.org/officeDocument/2006/customXml" ds:itemID="{9126256C-08B8-4D89-9FAD-32F89A54DEB8}">
-  <ds:schemaRefs>
-    <ds:schemaRef ds:uri="http://schemas.openxmlformats.org/officeDocument/2006/bibliography"/>
-  </ds:schemaRefs>
-</ds:datastoreItem>
+<file path=customXml/item2.xml><?xml version="1.0" encoding="utf-8"?>
+<b:Sources xmlns:b="http://schemas.openxmlformats.org/officeDocument/2006/bibliography" xmlns="http://schemas.openxmlformats.org/officeDocument/2006/bibliography" SelectedStyle="\APASixthEditionOfficeOnline.xsl" StyleName="APA" Version="6"/>
 </file>
 
-<file path=customXml/itemProps2.xml><?xml version="1.0" encoding="utf-8"?>
+<file path=customXml/itemProps1.xml><?xml version="1.0" encoding="utf-8"?>
 <ds:datastoreItem xmlns:ds="http://schemas.openxmlformats.org/officeDocument/2006/customXml" ds:itemID="{11111111-1234-1234-1234-123412341234}">
   <ds:schemaRefs>
     <ds:schemaRef ds:uri="http://customooxmlschemas.google.com/"/>
     <ds:schemaRef ds:uri="http://schemas.openxmlformats.org/officeDocument/2006/relationships"/>
   </ds:schemaRefs>
 </ds:datastoreItem>
+</file>
+
+<file path=customXml/itemProps2.xml><?xml version="1.0" encoding="utf-8"?>
+<ds:datastoreItem xmlns:ds="http://schemas.openxmlformats.org/officeDocument/2006/customXml" ds:itemID="{9126256C-08B8-4D89-9FAD-32F89A54DEB8}">
+  <ds:schemaRefs>
+    <ds:schemaRef ds:uri="http://schemas.openxmlformats.org/officeDocument/2006/bibliography"/>
+  </ds:schemaRefs>
+</ds:datastoreItem>
 </file>